--- a/八年级下/第二单元/《蜀道难》.docx
+++ b/八年级下/第二单元/《蜀道难》.docx
@@ -8,6 +8,7 @@
       </w:pPr>
       <w:r>
         <w:rPr>
+          <w:rFonts w:ascii="Times New Roman" w:hAnsi="Times New Roman" w:eastAsia="宋体"/>
           <w:b/>
           <w:sz w:val="28"/>
         </w:rPr>
@@ -45,6 +46,7 @@
             <w:r/>
             <w:r>
               <w:rPr>
+                <w:rFonts w:ascii="Times New Roman" w:hAnsi="Times New Roman" w:eastAsia="宋体"/>
                 <w:b/>
                 <w:sz w:val="22"/>
               </w:rPr>
@@ -60,6 +62,7 @@
             <w:r/>
             <w:r>
               <w:rPr>
+                <w:rFonts w:ascii="Times New Roman" w:hAnsi="Times New Roman" w:eastAsia="宋体"/>
                 <w:b w:val="0"/>
                 <w:sz w:val="22"/>
               </w:rPr>
@@ -80,6 +83,7 @@
             <w:r/>
             <w:r>
               <w:rPr>
+                <w:rFonts w:ascii="Times New Roman" w:hAnsi="Times New Roman" w:eastAsia="宋体"/>
                 <w:b/>
                 <w:sz w:val="22"/>
               </w:rPr>
@@ -98,6 +102,7 @@
             <w:r/>
             <w:r>
               <w:rPr>
+                <w:rFonts w:ascii="Times New Roman" w:hAnsi="Times New Roman" w:eastAsia="宋体"/>
                 <w:b w:val="0"/>
                 <w:sz w:val="22"/>
               </w:rPr>
@@ -116,6 +121,7 @@
             <w:r/>
             <w:r>
               <w:rPr>
+                <w:rFonts w:ascii="Times New Roman" w:hAnsi="Times New Roman" w:eastAsia="宋体"/>
                 <w:b/>
                 <w:sz w:val="22"/>
               </w:rPr>
@@ -134,6 +140,7 @@
             <w:r/>
             <w:r>
               <w:rPr>
+                <w:rFonts w:ascii="Times New Roman" w:hAnsi="Times New Roman" w:eastAsia="宋体"/>
                 <w:b w:val="0"/>
                 <w:sz w:val="22"/>
               </w:rPr>
@@ -152,6 +159,7 @@
             <w:r/>
             <w:r>
               <w:rPr>
+                <w:rFonts w:ascii="Times New Roman" w:hAnsi="Times New Roman" w:eastAsia="宋体"/>
                 <w:b/>
                 <w:sz w:val="22"/>
               </w:rPr>
@@ -170,6 +178,7 @@
             <w:r/>
             <w:r>
               <w:rPr>
+                <w:rFonts w:ascii="Times New Roman" w:hAnsi="Times New Roman" w:eastAsia="宋体"/>
                 <w:b w:val="0"/>
                 <w:sz w:val="22"/>
               </w:rPr>
@@ -188,6 +197,7 @@
             <w:r/>
             <w:r>
               <w:rPr>
+                <w:rFonts w:ascii="Times New Roman" w:hAnsi="Times New Roman" w:eastAsia="宋体"/>
                 <w:b/>
                 <w:sz w:val="22"/>
               </w:rPr>
@@ -203,6 +213,7 @@
             <w:r/>
             <w:r>
               <w:rPr>
+                <w:rFonts w:ascii="Times New Roman" w:hAnsi="Times New Roman" w:eastAsia="宋体"/>
                 <w:b w:val="0"/>
                 <w:sz w:val="22"/>
               </w:rPr>
@@ -223,6 +234,7 @@
             <w:r/>
             <w:r>
               <w:rPr>
+                <w:rFonts w:ascii="Times New Roman" w:hAnsi="Times New Roman" w:eastAsia="宋体"/>
                 <w:b/>
                 <w:sz w:val="22"/>
               </w:rPr>
@@ -242,6 +254,7 @@
             <w:r/>
             <w:r>
               <w:rPr>
+                <w:rFonts w:ascii="Times New Roman" w:hAnsi="Times New Roman" w:eastAsia="宋体"/>
                 <w:b w:val="0"/>
                 <w:sz w:val="22"/>
               </w:rPr>
@@ -257,6 +270,7 @@
             <w:r/>
             <w:r>
               <w:rPr>
+                <w:rFonts w:ascii="Times New Roman" w:hAnsi="Times New Roman" w:eastAsia="宋体"/>
                 <w:b w:val="0"/>
                 <w:sz w:val="22"/>
               </w:rPr>
@@ -277,6 +291,7 @@
             <w:r/>
             <w:r>
               <w:rPr>
+                <w:rFonts w:ascii="Times New Roman" w:hAnsi="Times New Roman" w:eastAsia="宋体"/>
                 <w:b/>
                 <w:sz w:val="22"/>
               </w:rPr>
@@ -295,6 +310,7 @@
             <w:r/>
             <w:r>
               <w:rPr>
+                <w:rFonts w:ascii="Times New Roman" w:hAnsi="Times New Roman" w:eastAsia="宋体"/>
                 <w:b/>
                 <w:sz w:val="22"/>
               </w:rPr>
@@ -313,6 +329,7 @@
             <w:r/>
             <w:r>
               <w:rPr>
+                <w:rFonts w:ascii="Times New Roman" w:hAnsi="Times New Roman" w:eastAsia="宋体"/>
                 <w:b w:val="0"/>
                 <w:sz w:val="22"/>
               </w:rPr>
@@ -332,6 +349,7 @@
             <w:r/>
             <w:r>
               <w:rPr>
+                <w:rFonts w:ascii="Times New Roman" w:hAnsi="Times New Roman" w:eastAsia="宋体"/>
                 <w:b w:val="0"/>
                 <w:sz w:val="22"/>
               </w:rPr>
@@ -352,6 +370,7 @@
             <w:r/>
             <w:r>
               <w:rPr>
+                <w:rFonts w:ascii="Times New Roman" w:hAnsi="Times New Roman" w:eastAsia="宋体"/>
                 <w:b/>
                 <w:sz w:val="22"/>
               </w:rPr>
@@ -367,6 +386,7 @@
             <w:r/>
             <w:r>
               <w:rPr>
+                <w:rFonts w:ascii="Times New Roman" w:hAnsi="Times New Roman" w:eastAsia="宋体"/>
                 <w:b w:val="0"/>
                 <w:sz w:val="22"/>
               </w:rPr>
@@ -384,6 +404,7 @@
             <w:r/>
             <w:r>
               <w:rPr>
+                <w:rFonts w:ascii="Times New Roman" w:hAnsi="Times New Roman" w:eastAsia="宋体"/>
                 <w:b w:val="0"/>
                 <w:sz w:val="22"/>
               </w:rPr>
@@ -401,6 +422,7 @@
             <w:r/>
             <w:r>
               <w:rPr>
+                <w:rFonts w:ascii="Times New Roman" w:hAnsi="Times New Roman" w:eastAsia="宋体"/>
                 <w:b w:val="0"/>
                 <w:sz w:val="22"/>
               </w:rPr>
@@ -421,6 +443,7 @@
             <w:r/>
             <w:r>
               <w:rPr>
+                <w:rFonts w:ascii="Times New Roman" w:hAnsi="Times New Roman" w:eastAsia="宋体"/>
                 <w:b/>
                 <w:sz w:val="22"/>
               </w:rPr>
@@ -436,6 +459,7 @@
             <w:r/>
             <w:r>
               <w:rPr>
+                <w:rFonts w:ascii="Times New Roman" w:hAnsi="Times New Roman" w:eastAsia="宋体"/>
                 <w:b w:val="0"/>
                 <w:sz w:val="22"/>
               </w:rPr>
@@ -455,6 +479,7 @@
             <w:r/>
             <w:r>
               <w:rPr>
+                <w:rFonts w:ascii="Times New Roman" w:hAnsi="Times New Roman" w:eastAsia="宋体"/>
                 <w:b/>
                 <w:sz w:val="22"/>
               </w:rPr>
@@ -471,6 +496,7 @@
             <w:r/>
             <w:r>
               <w:rPr>
+                <w:rFonts w:ascii="Times New Roman" w:hAnsi="Times New Roman" w:eastAsia="宋体"/>
                 <w:b w:val="0"/>
                 <w:sz w:val="22"/>
               </w:rPr>
@@ -496,6 +522,7 @@
             <w:r/>
             <w:r>
               <w:rPr>
+                <w:rFonts w:ascii="Times New Roman" w:hAnsi="Times New Roman" w:eastAsia="宋体"/>
                 <w:b w:val="0"/>
                 <w:sz w:val="22"/>
               </w:rPr>
@@ -515,6 +542,7 @@
             <w:r/>
             <w:r>
               <w:rPr>
+                <w:rFonts w:ascii="Times New Roman" w:hAnsi="Times New Roman" w:eastAsia="宋体"/>
                 <w:b/>
                 <w:sz w:val="22"/>
               </w:rPr>
@@ -534,6 +562,7 @@
             <w:r/>
             <w:r>
               <w:rPr>
+                <w:rFonts w:ascii="Times New Roman" w:hAnsi="Times New Roman" w:eastAsia="宋体"/>
                 <w:b w:val="0"/>
                 <w:sz w:val="22"/>
               </w:rPr>
@@ -565,6 +594,7 @@
             <w:r/>
             <w:r>
               <w:rPr>
+                <w:rFonts w:ascii="Times New Roman" w:hAnsi="Times New Roman" w:eastAsia="宋体"/>
                 <w:b w:val="0"/>
                 <w:sz w:val="22"/>
               </w:rPr>
@@ -584,6 +614,7 @@
             <w:r/>
             <w:r>
               <w:rPr>
+                <w:rFonts w:ascii="Times New Roman" w:hAnsi="Times New Roman" w:eastAsia="宋体"/>
                 <w:b/>
                 <w:sz w:val="22"/>
               </w:rPr>
@@ -607,6 +638,7 @@
             <w:r/>
             <w:r>
               <w:rPr>
+                <w:rFonts w:ascii="Times New Roman" w:hAnsi="Times New Roman" w:eastAsia="宋体"/>
                 <w:b w:val="0"/>
                 <w:sz w:val="22"/>
               </w:rPr>
@@ -644,6 +676,7 @@
             <w:r/>
             <w:r>
               <w:rPr>
+                <w:rFonts w:ascii="Times New Roman" w:hAnsi="Times New Roman" w:eastAsia="宋体"/>
                 <w:b w:val="0"/>
                 <w:sz w:val="22"/>
               </w:rPr>
@@ -663,6 +696,7 @@
             <w:r/>
             <w:r>
               <w:rPr>
+                <w:rFonts w:ascii="Times New Roman" w:hAnsi="Times New Roman" w:eastAsia="宋体"/>
                 <w:b/>
                 <w:sz w:val="22"/>
               </w:rPr>
@@ -679,6 +713,7 @@
             <w:r/>
             <w:r>
               <w:rPr>
+                <w:rFonts w:ascii="Times New Roman" w:hAnsi="Times New Roman" w:eastAsia="宋体"/>
                 <w:b w:val="0"/>
                 <w:sz w:val="22"/>
               </w:rPr>
@@ -698,6 +733,7 @@
             <w:r/>
             <w:r>
               <w:rPr>
+                <w:rFonts w:ascii="Times New Roman" w:hAnsi="Times New Roman" w:eastAsia="宋体"/>
                 <w:b w:val="0"/>
                 <w:sz w:val="22"/>
               </w:rPr>
@@ -717,6 +753,7 @@
             <w:r/>
             <w:r>
               <w:rPr>
+                <w:rFonts w:ascii="Times New Roman" w:hAnsi="Times New Roman" w:eastAsia="宋体"/>
                 <w:b/>
                 <w:sz w:val="22"/>
               </w:rPr>
@@ -733,6 +770,7 @@
             <w:r/>
             <w:r>
               <w:rPr>
+                <w:rFonts w:ascii="Times New Roman" w:hAnsi="Times New Roman" w:eastAsia="宋体"/>
                 <w:b w:val="0"/>
                 <w:sz w:val="22"/>
               </w:rPr>
@@ -748,6 +786,7 @@
             <w:r/>
             <w:r>
               <w:rPr>
+                <w:rFonts w:ascii="Times New Roman" w:hAnsi="Times New Roman" w:eastAsia="宋体"/>
                 <w:b w:val="0"/>
                 <w:sz w:val="22"/>
               </w:rPr>
@@ -765,6 +804,7 @@
             <w:r/>
             <w:r>
               <w:rPr>
+                <w:rFonts w:ascii="Times New Roman" w:hAnsi="Times New Roman" w:eastAsia="宋体"/>
                 <w:b w:val="0"/>
                 <w:sz w:val="22"/>
               </w:rPr>
